--- a/Documentation.docx
+++ b/Documentation.docx
@@ -15,6 +15,8 @@
           <w:szCs w:val="24"/>
         </w:rPr>
       </w:pPr>
+      <w:bookmarkStart w:id="0" w:name="_GoBack"/>
+      <w:bookmarkEnd w:id="0"/>
       <w:r>
         <w:rPr>
           <w:rStyle w:val="7"/>
@@ -479,6 +481,7 @@
         <w:keepLines w:val="0"/>
         <w:widowControl/>
         <w:numPr>
+          <w:ilvl w:val="0"/>
           <w:numId w:val="0"/>
         </w:numPr>
         <w:suppressLineNumbers w:val="0"/>
@@ -1043,6 +1046,7 @@
         <w:suppressLineNumbers w:val="0"/>
         <w:tabs>
           <w:tab w:val="left" w:pos="720"/>
+          <w:tab w:val="left" w:pos="6118"/>
         </w:tabs>
         <w:spacing w:before="0" w:beforeAutospacing="1" w:after="0" w:afterAutospacing="1"/>
         <w:ind w:left="7089" w:leftChars="0" w:hanging="360" w:firstLineChars="0"/>
@@ -1129,6 +1133,7 @@
         <w:keepLines w:val="0"/>
         <w:widowControl/>
         <w:numPr>
+          <w:ilvl w:val="0"/>
           <w:numId w:val="0"/>
         </w:numPr>
         <w:suppressLineNumbers w:val="0"/>
@@ -1946,64 +1951,39 @@
     </w:p>
     <w:p>
       <w:pPr>
-        <w:keepNext w:val="0"/>
-        <w:keepLines w:val="0"/>
-        <w:widowControl/>
-        <w:numPr>
-          <w:numId w:val="0"/>
-        </w:numPr>
-        <w:suppressLineNumbers w:val="0"/>
-        <w:spacing w:before="0" w:beforeAutospacing="1" w:after="0" w:afterAutospacing="1"/>
-        <w:ind w:left="360" w:leftChars="0"/>
+        <w:pStyle w:val="6"/>
+        <w:keepNext w:val="0"/>
+        <w:keepLines w:val="0"/>
+        <w:widowControl/>
+        <w:suppressLineNumbers w:val="0"/>
+      </w:pPr>
+      <w:r>
         <w:rPr>
           <w:rFonts w:hint="default" w:ascii="Times New Roman" w:hAnsi="Times New Roman" w:cs="Times New Roman"/>
           <w:sz w:val="24"/>
           <w:szCs w:val="24"/>
           <w:lang w:val="en-US"/>
         </w:rPr>
-      </w:pPr>
-      <w:r>
-        <w:rPr>
-          <w:rFonts w:hint="default" w:ascii="Times New Roman" w:hAnsi="Times New Roman" w:cs="Times New Roman"/>
-          <w:sz w:val="24"/>
-          <w:szCs w:val="24"/>
-          <w:lang w:val="en-US"/>
-        </w:rPr>
-        <w:t>2.login screen</w:t>
-      </w:r>
-      <w:r>
-        <w:rPr>
-          <w:rFonts w:hint="default" w:ascii="Times New Roman" w:hAnsi="Times New Roman" w:cs="Times New Roman"/>
-          <w:sz w:val="24"/>
-          <w:szCs w:val="24"/>
-          <w:lang w:val="en-US"/>
-        </w:rPr>
-        <w:br w:type="textWrapping"/>
-      </w:r>
-      <w:r>
-        <w:rPr>
-          <w:rFonts w:hint="default" w:ascii="Times New Roman" w:hAnsi="Times New Roman" w:cs="Times New Roman"/>
-          <w:sz w:val="24"/>
-          <w:szCs w:val="24"/>
-          <w:lang w:val="en-US"/>
-        </w:rPr>
-        <w:br w:type="textWrapping"/>
-      </w:r>
-      <w:r>
-        <w:rPr>
-          <w:rFonts w:hint="default" w:ascii="Times New Roman" w:hAnsi="Times New Roman" w:cs="Times New Roman"/>
-          <w:sz w:val="24"/>
-          <w:szCs w:val="24"/>
-          <w:lang w:val="en-US"/>
-        </w:rPr>
-        <w:t xml:space="preserve">        </w:t>
-      </w:r>
+        <w:t>2.</w:t>
+      </w:r>
+      <w:r>
+        <w:t>Profile / Navigation menu</w:t>
+      </w:r>
+    </w:p>
+    <w:p>
+      <w:pPr>
+        <w:pStyle w:val="6"/>
+        <w:keepNext w:val="0"/>
+        <w:keepLines w:val="0"/>
+        <w:widowControl/>
+        <w:suppressLineNumbers w:val="0"/>
+      </w:pPr>
       <w:r>
         <w:drawing>
           <wp:inline distT="0" distB="0" distL="114300" distR="114300">
-            <wp:extent cx="3291840" cy="7498080"/>
-            <wp:effectExtent l="0" t="0" r="3810" b="7620"/>
-            <wp:docPr id="17" name="Picture 5" descr="IMG_256"/>
+            <wp:extent cx="4114800" cy="9372600"/>
+            <wp:effectExtent l="0" t="0" r="0" b="0"/>
+            <wp:docPr id="1" name="Picture 3" descr="IMG_256"/>
             <wp:cNvGraphicFramePr>
               <a:graphicFrameLocks xmlns:a="http://schemas.openxmlformats.org/drawingml/2006/main" noChangeAspect="1"/>
             </wp:cNvGraphicFramePr>
@@ -2011,13 +1991,13 @@
               <a:graphicData uri="http://schemas.openxmlformats.org/drawingml/2006/picture">
                 <pic:pic xmlns:pic="http://schemas.openxmlformats.org/drawingml/2006/picture">
                   <pic:nvPicPr>
-                    <pic:cNvPr id="17" name="Picture 5" descr="IMG_256"/>
+                    <pic:cNvPr id="1" name="Picture 3" descr="IMG_256"/>
                     <pic:cNvPicPr>
                       <a:picLocks noChangeAspect="1"/>
                     </pic:cNvPicPr>
                   </pic:nvPicPr>
                   <pic:blipFill>
-                    <a:blip r:embed="rId5"/>
+                    <a:blip r:embed="rId8"/>
                     <a:stretch>
                       <a:fillRect/>
                     </a:stretch>
@@ -2025,7 +2005,7 @@
                   <pic:spPr>
                     <a:xfrm>
                       <a:off x="0" y="0"/>
-                      <a:ext cx="3291840" cy="7498080"/>
+                      <a:ext cx="4114800" cy="9372600"/>
                     </a:xfrm>
                     <a:prstGeom prst="rect">
                       <a:avLst/>
@@ -2044,6 +2024,53 @@
     </w:p>
     <w:p>
       <w:pPr>
+        <w:keepNext w:val="0"/>
+        <w:keepLines w:val="0"/>
+        <w:widowControl/>
+        <w:numPr>
+          <w:ilvl w:val="0"/>
+          <w:numId w:val="0"/>
+        </w:numPr>
+        <w:suppressLineNumbers w:val="0"/>
+        <w:spacing w:before="0" w:beforeAutospacing="1" w:after="0" w:afterAutospacing="1"/>
+        <w:ind w:left="360" w:leftChars="0"/>
+        <w:rPr>
+          <w:rFonts w:hint="default" w:ascii="Times New Roman" w:hAnsi="Times New Roman" w:cs="Times New Roman"/>
+          <w:sz w:val="24"/>
+          <w:szCs w:val="24"/>
+          <w:lang w:val="en-US"/>
+        </w:rPr>
+      </w:pPr>
+      <w:r>
+        <w:rPr>
+          <w:rFonts w:hint="default" w:ascii="Times New Roman" w:hAnsi="Times New Roman" w:cs="Times New Roman"/>
+          <w:sz w:val="24"/>
+          <w:szCs w:val="24"/>
+          <w:lang w:val="en-US"/>
+        </w:rPr>
+        <w:br w:type="textWrapping"/>
+      </w:r>
+      <w:r>
+        <w:rPr>
+          <w:rFonts w:hint="default" w:ascii="Times New Roman" w:hAnsi="Times New Roman" w:cs="Times New Roman"/>
+          <w:sz w:val="24"/>
+          <w:szCs w:val="24"/>
+          <w:lang w:val="en-US"/>
+        </w:rPr>
+        <w:br w:type="textWrapping"/>
+      </w:r>
+      <w:r>
+        <w:rPr>
+          <w:rFonts w:hint="default" w:ascii="Times New Roman" w:hAnsi="Times New Roman" w:cs="Times New Roman"/>
+          <w:sz w:val="24"/>
+          <w:szCs w:val="24"/>
+          <w:lang w:val="en-US"/>
+        </w:rPr>
+        <w:t xml:space="preserve">        </w:t>
+      </w:r>
+    </w:p>
+    <w:p>
+      <w:pPr>
         <w:pStyle w:val="6"/>
         <w:keepNext w:val="0"/>
         <w:keepLines w:val="0"/>
@@ -2081,8 +2108,6 @@
           <w:szCs w:val="24"/>
         </w:rPr>
       </w:pPr>
-      <w:bookmarkStart w:id="0" w:name="_GoBack"/>
-      <w:bookmarkEnd w:id="0"/>
     </w:p>
     <w:sectPr>
       <w:pgSz w:w="11906" w:h="16838"/>
@@ -4482,7 +4507,7 @@
     <w:lsdException w:unhideWhenUsed="0" w:uiPriority="0" w:semiHidden="0" w:name="Document Map"/>
     <w:lsdException w:unhideWhenUsed="0" w:uiPriority="0" w:semiHidden="0" w:name="Plain Text"/>
     <w:lsdException w:unhideWhenUsed="0" w:uiPriority="0" w:semiHidden="0" w:name="E-mail Signature"/>
-    <w:lsdException w:unhideWhenUsed="0" w:uiPriority="0" w:semiHidden="0" w:name="Normal (Web)"/>
+    <w:lsdException w:qFormat="1" w:unhideWhenUsed="0" w:uiPriority="0" w:semiHidden="0" w:name="Normal (Web)"/>
     <w:lsdException w:unhideWhenUsed="0" w:uiPriority="0" w:semiHidden="0" w:name="HTML Acronym"/>
     <w:lsdException w:unhideWhenUsed="0" w:uiPriority="0" w:semiHidden="0" w:name="HTML Address"/>
     <w:lsdException w:unhideWhenUsed="0" w:uiPriority="0" w:semiHidden="0" w:name="HTML Cite"/>
@@ -4493,7 +4518,7 @@
     <w:lsdException w:unhideWhenUsed="0" w:uiPriority="0" w:semiHidden="0" w:name="HTML Sample"/>
     <w:lsdException w:unhideWhenUsed="0" w:uiPriority="0" w:semiHidden="0" w:name="HTML Typewriter"/>
     <w:lsdException w:unhideWhenUsed="0" w:uiPriority="0" w:semiHidden="0" w:name="HTML Variable"/>
-    <w:lsdException w:unhideWhenUsed="0" w:uiPriority="0" w:name="Normal Table"/>
+    <w:lsdException w:qFormat="1" w:unhideWhenUsed="0" w:uiPriority="0" w:name="Normal Table"/>
     <w:lsdException w:unhideWhenUsed="0" w:uiPriority="0" w:semiHidden="0" w:name="annotation subject"/>
     <w:lsdException w:unhideWhenUsed="0" w:uiPriority="0" w:semiHidden="0" w:name="Table Simple 1"/>
     <w:lsdException w:unhideWhenUsed="0" w:uiPriority="0" w:semiHidden="0" w:name="Table Simple 2"/>
@@ -4698,6 +4723,7 @@
   <w:style w:type="table" w:default="1" w:styleId="5">
     <w:name w:val="Normal Table"/>
     <w:semiHidden/>
+    <w:qFormat/>
     <w:uiPriority w:val="0"/>
     <w:tblPr>
       <w:tblCellMar>
@@ -4710,6 +4736,7 @@
   </w:style>
   <w:style w:type="paragraph" w:styleId="6">
     <w:name w:val="Normal (Web)"/>
+    <w:qFormat/>
     <w:uiPriority w:val="0"/>
     <w:pPr>
       <w:spacing w:before="0" w:beforeAutospacing="1" w:after="0" w:afterAutospacing="1"/>
